--- a/3 year/GIIS/docs/giis_4.docx
+++ b/3 year/GIIS/docs/giis_4.docx
@@ -415,23 +415,13 @@
           <w:szCs w:val="24"/>
         </w:rPr>
       </w:pPr>
-      <w:proofErr w:type="spellStart"/>
-      <w:r>
-        <w:rPr>
-          <w:rFonts w:ascii="Times New Roman" w:hAnsi="Times New Roman" w:cs="Times New Roman"/>
-          <w:sz w:val="24"/>
-          <w:szCs w:val="24"/>
-        </w:rPr>
-        <w:t>Михно</w:t>
-      </w:r>
-      <w:proofErr w:type="spellEnd"/>
-      <w:r>
-        <w:rPr>
-          <w:rFonts w:ascii="Times New Roman" w:hAnsi="Times New Roman" w:cs="Times New Roman"/>
-          <w:sz w:val="24"/>
-          <w:szCs w:val="24"/>
-        </w:rPr>
-        <w:t xml:space="preserve"> Е.В.</w:t>
+      <w:r>
+        <w:rPr>
+          <w:rFonts w:ascii="Times New Roman" w:hAnsi="Times New Roman" w:cs="Times New Roman"/>
+          <w:sz w:val="24"/>
+          <w:szCs w:val="24"/>
+        </w:rPr>
+        <w:t>Ситковец Я. С.</w:t>
       </w:r>
     </w:p>
     <w:p>
@@ -572,17 +562,7 @@
           <w:szCs w:val="24"/>
         </w:rPr>
         <w:lastRenderedPageBreak/>
-        <w:t>Цель работы</w:t>
-      </w:r>
-      <w:proofErr w:type="gramStart"/>
-      <w:r>
-        <w:rPr>
-          <w:rFonts w:ascii="Times New Roman" w:hAnsi="Times New Roman" w:cs="Times New Roman"/>
-          <w:b/>
-          <w:sz w:val="24"/>
-          <w:szCs w:val="24"/>
-        </w:rPr>
-        <w:t>:</w:t>
+        <w:t>Цель работы:</w:t>
       </w:r>
       <w:r>
         <w:rPr>
@@ -598,34 +578,7 @@
           <w:sz w:val="24"/>
           <w:szCs w:val="24"/>
         </w:rPr>
-        <w:t>Создать</w:t>
-      </w:r>
-      <w:proofErr w:type="gramEnd"/>
-      <w:r>
-        <w:rPr>
-          <w:rFonts w:ascii="Times New Roman" w:hAnsi="Times New Roman" w:cs="Times New Roman"/>
-          <w:sz w:val="24"/>
-          <w:szCs w:val="24"/>
-        </w:rPr>
-        <w:t xml:space="preserve"> игровые проекты с сохранением канонического </w:t>
-      </w:r>
-      <w:proofErr w:type="spellStart"/>
-      <w:r>
-        <w:rPr>
-          <w:rFonts w:ascii="Times New Roman" w:hAnsi="Times New Roman" w:cs="Times New Roman"/>
-          <w:sz w:val="24"/>
-          <w:szCs w:val="24"/>
-        </w:rPr>
-        <w:t>визуала</w:t>
-      </w:r>
-      <w:proofErr w:type="spellEnd"/>
-      <w:r>
-        <w:rPr>
-          <w:rFonts w:ascii="Times New Roman" w:hAnsi="Times New Roman" w:cs="Times New Roman"/>
-          <w:sz w:val="24"/>
-          <w:szCs w:val="24"/>
-        </w:rPr>
-        <w:t xml:space="preserve"> и механик, дополнив их уникальными особенностями для расширения игрового опыта и стратегической глубины.</w:t>
+        <w:t>Создать игровые проекты с сохранением канонического визуала и механик, дополнив их уникальными особенностями для расширения игрового опыта и стратегической глубины.</w:t>
       </w:r>
     </w:p>
     <w:p>
@@ -664,25 +617,7 @@
           <w:sz w:val="24"/>
           <w:szCs w:val="24"/>
         </w:rPr>
-        <w:t xml:space="preserve">Создать игровые проекты с сохранением канонического </w:t>
-      </w:r>
-      <w:proofErr w:type="spellStart"/>
-      <w:r>
-        <w:rPr>
-          <w:rFonts w:ascii="Times New Roman" w:hAnsi="Times New Roman" w:cs="Times New Roman"/>
-          <w:sz w:val="24"/>
-          <w:szCs w:val="24"/>
-        </w:rPr>
-        <w:t>визуала</w:t>
-      </w:r>
-      <w:proofErr w:type="spellEnd"/>
-      <w:r>
-        <w:rPr>
-          <w:rFonts w:ascii="Times New Roman" w:hAnsi="Times New Roman" w:cs="Times New Roman"/>
-          <w:sz w:val="24"/>
-          <w:szCs w:val="24"/>
-        </w:rPr>
-        <w:t xml:space="preserve"> и механик, дополнив их уникальными особенностями для расширения игрового опыта и стратегической глубины.</w:t>
+        <w:t>Создать игровые проекты с сохранением канонического визуала и механик, дополнив их уникальными особенностями для расширения игрового опыта и стратегической глубины.</w:t>
       </w:r>
     </w:p>
     <w:p>
